--- a/tests/webapp/fixtures/fieldkit_browser.docx
+++ b/tests/webapp/fixtures/fieldkit_browser.docx
@@ -12404,6 +12404,12 @@
     <w:pPr>
       <w:jc w:val="center"/>
     </w:pPr>
+    <w:r>
+      <w:rPr>
+        <w:sz w:val="18"/>
+      </w:rPr>
+      <w:t xml:space="preserve">Document D96N-YK7S-5 - page </w:t>
+    </w:r>
     <w:r>
       <w:rPr>
         <w:sz w:val="18"/>
@@ -12555,4 +12561,31 @@
     </w:tblPr>
   </w:style>
 </w:styles>
+</file>
+
+<file path=customXml/groundwater-manifest.xml><?xml version="1.0" encoding="utf-8"?>
+<manifest xmlns="urn:groundwater-toolkit:manifest" format="1">
+  <document kind="field_kit" title="Field kit: Rokel 2026" issued="2026-10-29" code="D96N-YK7S-5"/>
+  <engine name="gwt-core" version="0.3.0"/>
+  <calibration name="the toolkit's provisional default from PLAN.md step 3.3, adopted by no named person and not calibrated against drilled outcomes" sha256="8e8a1a20b2e9126cc9f7e17533a42ae08cde10e2bc22cdbcc08ffd2de3ba53a6"/>
+  <readiness state="not_assessed">
+</readiness>
+  <evidence>
+</evidence>
+  <parts>
+    <part name="[Content_Types].xml" sha256="c3ca3d894fec78937506cde45a42af7fc3e479bca9be7b6bfce2abe5d7afb92e"/>
+    <part name="_rels/.rels" sha256="3f618fc2265b18fcbb747d120da306b261d3f8cc01675755b0b41d35b429e9d2"/>
+    <part name="docProps/app.xml" sha256="91a67e35df0c0e2ff02fd54ef27c96f43176b5ffcf2848f6a3d013b9524949ac"/>
+    <part name="docProps/core.xml" sha256="bd3d0e66a9b145f42c444010d5e4e1f322652d798d5926e371b4bb8c13f03d05"/>
+    <part name="word/_rels/document.xml.rels" sha256="ef1db847d1c7165f3f2d8d7a4c96ced1ecf73cb542df2a8fb554fdb73a080ea5"/>
+    <part name="word/document.xml" sha256="77724601949f8eb5e396f1012c6995db51283f958f6ab93afc7dade60d1216d0"/>
+    <part name="word/media/image1.png" sha256="942706fd74a72fb64de4c972681164a9167597884a74cc23006c539e632ee9e6"/>
+    <part name="word/media/image2.png" sha256="744085499386c8f56bee0871931b5eac6a56e0ecd3e301d1d90c4c40c7085a8c"/>
+    <part name="word/numbering.xml" sha256="fb88173e9638aa5bc68aa2db2515973205fb1308f8083014c2b3835855ba3f45"/>
+    <part name="word/styles.xml" sha256="5ba4579661ad04d5e8b001133d3766064ac8a3416c6f305bc173514354f06ac2"/>
+  </parts>
+  <carriers>
+    <part name="word/footer1.xml" sha256="b37dba6a3d86f57c010552441cb34472fa75578e6167f208e53cdd8b25481fc6"/>
+  </carriers>
+</manifest>
 </file>